--- a/LAB4/11ĐH_THMT-LAB3_1150080111_OnThinhPhat.docx
+++ b/LAB4/11ĐH_THMT-LAB3_1150080111_OnThinhPhat.docx
@@ -11,6 +11,27 @@
           <w:szCs w:val="26"/>
         </w:rPr>
       </w:pPr>
+      <w:r>
+        <w:rPr>
+          <w:rFonts w:cs="Times New Roman"/>
+          <w:b/>
+          <w:bCs/>
+          <w:szCs w:val="26"/>
+        </w:rPr>
+        <w:t>Youtube :</w:t>
+      </w:r>
+      <w:r>
+        <w:t xml:space="preserve"> </w:t>
+      </w:r>
+      <w:r>
+        <w:rPr>
+          <w:rFonts w:cs="Times New Roman"/>
+          <w:b/>
+          <w:bCs/>
+          <w:szCs w:val="26"/>
+        </w:rPr>
+        <w:t>https://youtu.be/3Ffl5oP1yOU</w:t>
+      </w:r>
     </w:p>
     <w:p>
       <w:pPr>
@@ -3752,7 +3773,18 @@
           <w:bCs w:val="0"/>
           <w:szCs w:val="26"/>
         </w:rPr>
-        <w:t>977 cổng closed</w:t>
+        <w:t xml:space="preserve">977 cổng </w:t>
+      </w:r>
+      <w:r>
+        <w:rPr>
+          <w:rStyle w:val="Strong"/>
+          <w:rFonts w:cs="Times New Roman"/>
+          <w:b w:val="0"/>
+          <w:bCs w:val="0"/>
+          <w:szCs w:val="26"/>
+        </w:rPr>
+        <w:lastRenderedPageBreak/>
+        <w:t>closed</w:t>
       </w:r>
       <w:r>
         <w:rPr>
@@ -3768,15 +3800,7 @@
           <w:rFonts w:cs="Times New Roman"/>
           <w:szCs w:val="26"/>
         </w:rPr>
-        <w:t xml:space="preserve"> Các cổng như 21/FTP, 22/SSH, 23/Telnet và </w:t>
-      </w:r>
-      <w:r>
-        <w:rPr>
-          <w:rFonts w:cs="Times New Roman"/>
-          <w:szCs w:val="26"/>
-        </w:rPr>
-        <w:lastRenderedPageBreak/>
-        <w:t xml:space="preserve">80/HTTP trước đó được SYN Scan xác định là </w:t>
+        <w:t xml:space="preserve"> Các cổng như 21/FTP, 22/SSH, 23/Telnet và 80/HTTP trước đó được SYN Scan xác định là </w:t>
       </w:r>
       <w:r>
         <w:rPr>
@@ -5793,6 +5817,7 @@
                 <w:rFonts w:cs="Times New Roman"/>
                 <w:szCs w:val="26"/>
               </w:rPr>
+              <w:lastRenderedPageBreak/>
               <w:t>80/tcp</w:t>
             </w:r>
           </w:p>
@@ -5853,17 +5878,7 @@
                 <w:sz w:val="26"/>
                 <w:szCs w:val="26"/>
               </w:rPr>
-              <w:t xml:space="preserve">(Ubuntu) </w:t>
-            </w:r>
-            <w:r>
-              <w:rPr>
-                <w:rStyle w:val="HTMLCode"/>
-                <w:rFonts w:ascii="Times New Roman" w:eastAsiaTheme="majorEastAsia" w:hAnsi="Times New Roman" w:cs="Times New Roman"/>
-                <w:sz w:val="26"/>
-                <w:szCs w:val="26"/>
-              </w:rPr>
-              <w:lastRenderedPageBreak/>
-              <w:t>DAV/2)</w:t>
+              <w:t>(Ubuntu) DAV/2)</w:t>
             </w:r>
           </w:p>
         </w:tc>
@@ -5884,16 +5899,7 @@
                 <w:rFonts w:cs="Times New Roman"/>
                 <w:szCs w:val="26"/>
               </w:rPr>
-              <w:lastRenderedPageBreak/>
-              <w:t xml:space="preserve">Nmap nhận diện web server Apache, phiên </w:t>
-            </w:r>
-            <w:r>
-              <w:rPr>
-                <w:rFonts w:cs="Times New Roman"/>
-                <w:szCs w:val="26"/>
-              </w:rPr>
-              <w:lastRenderedPageBreak/>
-              <w:t>bản 2.2.8 và thông tin Ubuntu/DAV.</w:t>
+              <w:t>Nmap nhận diện web server Apache, phiên bản 2.2.8 và thông tin Ubuntu/DAV.</w:t>
             </w:r>
           </w:p>
         </w:tc>
@@ -5915,7 +5921,6 @@
                 <w:rFonts w:cs="Times New Roman"/>
                 <w:szCs w:val="26"/>
               </w:rPr>
-              <w:lastRenderedPageBreak/>
               <w:t>80/tcp</w:t>
             </w:r>
           </w:p>
@@ -9001,6 +9006,7 @@
                 <w:rFonts w:cs="Times New Roman"/>
                 <w:szCs w:val="26"/>
               </w:rPr>
+              <w:lastRenderedPageBreak/>
               <w:t>NSE Scripts</w:t>
             </w:r>
           </w:p>
@@ -9022,15 +9028,7 @@
                 <w:rFonts w:cs="Times New Roman"/>
                 <w:szCs w:val="26"/>
               </w:rPr>
-              <w:t xml:space="preserve">Thu được thông tin FTP, SSH host key, DNS, HTTP, RPC, MySQL, VNC, </w:t>
-            </w:r>
-            <w:r>
-              <w:rPr>
-                <w:rFonts w:cs="Times New Roman"/>
-                <w:szCs w:val="26"/>
-              </w:rPr>
-              <w:lastRenderedPageBreak/>
-              <w:t>SMB...</w:t>
+              <w:t>Thu được thông tin FTP, SSH host key, DNS, HTTP, RPC, MySQL, VNC, SMB...</w:t>
             </w:r>
           </w:p>
         </w:tc>
@@ -9053,7 +9051,6 @@
                 <w:rFonts w:cs="Times New Roman"/>
                 <w:szCs w:val="26"/>
               </w:rPr>
-              <w:lastRenderedPageBreak/>
               <w:t>Traceroute</w:t>
             </w:r>
           </w:p>
@@ -9764,7 +9761,15 @@
           <w:rFonts w:eastAsia="Times New Roman" w:cs="Times New Roman"/>
           <w:szCs w:val="26"/>
         </w:rPr>
-        <w:t xml:space="preserve">Do hoạt động quét tạo ra nhiều request tới nhiều cổng và dịch vụ trong một khoảng thời gian, các hệ thống giám sát như firewall, IDS/IPS hoặc log của dịch vụ có nhiều dấu hiệu hơn để nhận biết hoạt động bất thường. Vì vậy, scan càng “nhiều thông tin” thường càng </w:t>
+        <w:t xml:space="preserve">Do hoạt động quét tạo ra nhiều request tới nhiều cổng và dịch vụ trong một khoảng thời gian, các hệ thống giám sát như firewall, IDS/IPS hoặc log của dịch vụ có nhiều </w:t>
+      </w:r>
+      <w:r>
+        <w:rPr>
+          <w:rFonts w:eastAsia="Times New Roman" w:cs="Times New Roman"/>
+          <w:szCs w:val="26"/>
+        </w:rPr>
+        <w:lastRenderedPageBreak/>
+        <w:t xml:space="preserve">dấu hiệu hơn để nhận biết hoạt động bất thường. Vì vậy, scan càng “nhiều thông tin” thường càng </w:t>
       </w:r>
       <w:r>
         <w:rPr>
@@ -9987,6 +9992,7 @@
           <w:rFonts w:eastAsia="Times New Roman" w:cs="Times New Roman"/>
           <w:szCs w:val="26"/>
         </w:rPr>
+        <w:lastRenderedPageBreak/>
         <w:drawing>
           <wp:inline distT="0" distB="0" distL="0" distR="0" wp14:anchorId="1B9D26FB" wp14:editId="76ED2134">
             <wp:extent cx="5353797" cy="1895740"/>
@@ -10499,6 +10505,7 @@
           <w:rFonts w:cs="Times New Roman"/>
           <w:szCs w:val="26"/>
         </w:rPr>
+        <w:lastRenderedPageBreak/>
         <w:t>53/tcp   open  domain      ISC BIND 9.4.2</w:t>
       </w:r>
     </w:p>
@@ -10589,315 +10596,315 @@
           <w:rFonts w:cs="Times New Roman"/>
           <w:szCs w:val="26"/>
         </w:rPr>
+        <w:t>513/tcp  open  login?</w:t>
+      </w:r>
+    </w:p>
+    <w:p>
+      <w:pPr>
+        <w:rPr>
+          <w:rFonts w:cs="Times New Roman"/>
+          <w:szCs w:val="26"/>
+        </w:rPr>
+      </w:pPr>
+      <w:r>
+        <w:rPr>
+          <w:rFonts w:cs="Times New Roman"/>
+          <w:szCs w:val="26"/>
+        </w:rPr>
+        <w:t>514/tcp  open  shell       Netkit rshd</w:t>
+      </w:r>
+    </w:p>
+    <w:p>
+      <w:pPr>
+        <w:rPr>
+          <w:rFonts w:cs="Times New Roman"/>
+          <w:szCs w:val="26"/>
+        </w:rPr>
+      </w:pPr>
+      <w:r>
+        <w:rPr>
+          <w:rFonts w:cs="Times New Roman"/>
+          <w:szCs w:val="26"/>
+        </w:rPr>
+        <w:t>1099/tcp open  java-rmi    GNU Classpath grmiregistry</w:t>
+      </w:r>
+    </w:p>
+    <w:p>
+      <w:pPr>
+        <w:rPr>
+          <w:rFonts w:cs="Times New Roman"/>
+          <w:szCs w:val="26"/>
+        </w:rPr>
+      </w:pPr>
+      <w:r>
+        <w:rPr>
+          <w:rFonts w:cs="Times New Roman"/>
+          <w:szCs w:val="26"/>
+        </w:rPr>
+        <w:t>1524/tcp open  bindshell   Metasploitable root shell</w:t>
+      </w:r>
+    </w:p>
+    <w:p>
+      <w:pPr>
+        <w:rPr>
+          <w:rFonts w:cs="Times New Roman"/>
+          <w:szCs w:val="26"/>
+        </w:rPr>
+      </w:pPr>
+      <w:r>
+        <w:rPr>
+          <w:rFonts w:cs="Times New Roman"/>
+          <w:szCs w:val="26"/>
+        </w:rPr>
+        <w:t>2049/tcp open  nfs         2-4 (RPC #100003)</w:t>
+      </w:r>
+    </w:p>
+    <w:p>
+      <w:pPr>
+        <w:rPr>
+          <w:rFonts w:cs="Times New Roman"/>
+          <w:szCs w:val="26"/>
+        </w:rPr>
+      </w:pPr>
+      <w:r>
+        <w:rPr>
+          <w:rFonts w:cs="Times New Roman"/>
+          <w:szCs w:val="26"/>
+        </w:rPr>
+        <w:t>2121/tcp open  ftp         ProFTPD 1.3.1</w:t>
+      </w:r>
+    </w:p>
+    <w:p>
+      <w:pPr>
+        <w:rPr>
+          <w:rFonts w:cs="Times New Roman"/>
+          <w:szCs w:val="26"/>
+        </w:rPr>
+      </w:pPr>
+      <w:r>
+        <w:rPr>
+          <w:rFonts w:cs="Times New Roman"/>
+          <w:szCs w:val="26"/>
+        </w:rPr>
+        <w:t>3306/tcp open  mysql       MySQL 5.0.51a-3ubuntu5</w:t>
+      </w:r>
+    </w:p>
+    <w:p>
+      <w:pPr>
+        <w:rPr>
+          <w:rFonts w:cs="Times New Roman"/>
+          <w:szCs w:val="26"/>
+        </w:rPr>
+      </w:pPr>
+      <w:r>
+        <w:rPr>
+          <w:rFonts w:cs="Times New Roman"/>
+          <w:szCs w:val="26"/>
+        </w:rPr>
+        <w:t>5432/tcp open  postgresql  PostgreSQL DB 8.3.0 - 8.3.7</w:t>
+      </w:r>
+    </w:p>
+    <w:p>
+      <w:pPr>
+        <w:rPr>
+          <w:rFonts w:cs="Times New Roman"/>
+          <w:szCs w:val="26"/>
+        </w:rPr>
+      </w:pPr>
+      <w:r>
+        <w:rPr>
+          <w:rFonts w:cs="Times New Roman"/>
+          <w:szCs w:val="26"/>
+        </w:rPr>
+        <w:t>5900/tcp open  vnc         VNC (protocol 3.3)</w:t>
+      </w:r>
+    </w:p>
+    <w:p>
+      <w:pPr>
+        <w:rPr>
+          <w:rFonts w:cs="Times New Roman"/>
+          <w:szCs w:val="26"/>
+        </w:rPr>
+      </w:pPr>
+      <w:r>
+        <w:rPr>
+          <w:rFonts w:cs="Times New Roman"/>
+          <w:szCs w:val="26"/>
+        </w:rPr>
+        <w:t>6000/tcp open  X11         (access denied)</w:t>
+      </w:r>
+    </w:p>
+    <w:p>
+      <w:pPr>
+        <w:rPr>
+          <w:rFonts w:cs="Times New Roman"/>
+          <w:szCs w:val="26"/>
+        </w:rPr>
+      </w:pPr>
+      <w:r>
+        <w:rPr>
+          <w:rFonts w:cs="Times New Roman"/>
+          <w:szCs w:val="26"/>
+        </w:rPr>
+        <w:t>6667/tcp open  irc         UnrealIRCd</w:t>
+      </w:r>
+    </w:p>
+    <w:p>
+      <w:pPr>
+        <w:rPr>
+          <w:rFonts w:cs="Times New Roman"/>
+          <w:szCs w:val="26"/>
+        </w:rPr>
+      </w:pPr>
+      <w:r>
+        <w:rPr>
+          <w:rFonts w:cs="Times New Roman"/>
+          <w:szCs w:val="26"/>
+        </w:rPr>
+        <w:t>8009/tcp open  ajp13       Apache Jserv (Protocol v1.3)</w:t>
+      </w:r>
+    </w:p>
+    <w:p>
+      <w:pPr>
+        <w:rPr>
+          <w:rFonts w:cs="Times New Roman"/>
+          <w:szCs w:val="26"/>
+        </w:rPr>
+      </w:pPr>
+      <w:r>
+        <w:rPr>
+          <w:rFonts w:cs="Times New Roman"/>
+          <w:szCs w:val="26"/>
+        </w:rPr>
+        <w:t>8180/tcp open  http        Apache Tomcat/Coyote JSP engine 1.1</w:t>
+      </w:r>
+    </w:p>
+    <w:p>
+      <w:pPr>
+        <w:rPr>
+          <w:rFonts w:cs="Times New Roman"/>
+          <w:szCs w:val="26"/>
+        </w:rPr>
+      </w:pPr>
+      <w:r>
+        <w:rPr>
+          <w:rFonts w:cs="Times New Roman"/>
+          <w:szCs w:val="26"/>
+        </w:rPr>
+        <w:t>MAC Address: 00:0C:29:DC:D4:E8 (VMware)</w:t>
+      </w:r>
+    </w:p>
+    <w:p>
+      <w:pPr>
+        <w:rPr>
+          <w:rFonts w:cs="Times New Roman"/>
+          <w:szCs w:val="26"/>
+        </w:rPr>
+      </w:pPr>
+      <w:r>
+        <w:rPr>
+          <w:rFonts w:cs="Times New Roman"/>
+          <w:szCs w:val="26"/>
+        </w:rPr>
+        <w:t>Device type: general purpose</w:t>
+      </w:r>
+    </w:p>
+    <w:p>
+      <w:pPr>
+        <w:rPr>
+          <w:rFonts w:cs="Times New Roman"/>
+          <w:szCs w:val="26"/>
+        </w:rPr>
+      </w:pPr>
+      <w:r>
+        <w:rPr>
+          <w:rFonts w:cs="Times New Roman"/>
+          <w:szCs w:val="26"/>
+        </w:rPr>
+        <w:t>Running: Linux 2.6.X</w:t>
+      </w:r>
+    </w:p>
+    <w:p>
+      <w:pPr>
+        <w:rPr>
+          <w:rFonts w:cs="Times New Roman"/>
+          <w:szCs w:val="26"/>
+        </w:rPr>
+      </w:pPr>
+      <w:r>
+        <w:rPr>
+          <w:rFonts w:cs="Times New Roman"/>
+          <w:szCs w:val="26"/>
+        </w:rPr>
+        <w:t>OS CPE: cpe:/o:linux:linux_kernel:2.6</w:t>
+      </w:r>
+    </w:p>
+    <w:p>
+      <w:pPr>
+        <w:rPr>
+          <w:rFonts w:cs="Times New Roman"/>
+          <w:szCs w:val="26"/>
+        </w:rPr>
+      </w:pPr>
+      <w:r>
+        <w:rPr>
+          <w:rFonts w:cs="Times New Roman"/>
+          <w:szCs w:val="26"/>
+        </w:rPr>
+        <w:t>OS details: Linux 2.6.9 - 2.6.33</w:t>
+      </w:r>
+    </w:p>
+    <w:p>
+      <w:pPr>
+        <w:rPr>
+          <w:rFonts w:cs="Times New Roman"/>
+          <w:szCs w:val="26"/>
+        </w:rPr>
+      </w:pPr>
+      <w:r>
+        <w:rPr>
+          <w:rFonts w:cs="Times New Roman"/>
+          <w:szCs w:val="26"/>
+        </w:rPr>
+        <w:t>Network Distance: 1 hop</w:t>
+      </w:r>
+    </w:p>
+    <w:p>
+      <w:pPr>
+        <w:rPr>
+          <w:rFonts w:cs="Times New Roman"/>
+          <w:szCs w:val="26"/>
+        </w:rPr>
+      </w:pPr>
+      <w:r>
+        <w:rPr>
+          <w:rFonts w:cs="Times New Roman"/>
+          <w:szCs w:val="26"/>
+        </w:rPr>
+        <w:t>Service Info: Hosts:  metasploitable.localdomain, irc.Metasploitable.LAN; OSs: Unix, Linux; CPE: cpe:/o:linux:linux_kernel</w:t>
+      </w:r>
+    </w:p>
+    <w:p>
+      <w:pPr>
+        <w:rPr>
+          <w:rFonts w:cs="Times New Roman"/>
+          <w:szCs w:val="26"/>
+        </w:rPr>
+      </w:pPr>
+    </w:p>
+    <w:p>
+      <w:pPr>
+        <w:rPr>
+          <w:rFonts w:cs="Times New Roman"/>
+          <w:szCs w:val="26"/>
+        </w:rPr>
+      </w:pPr>
+      <w:r>
+        <w:rPr>
+          <w:rFonts w:cs="Times New Roman"/>
+          <w:szCs w:val="26"/>
+        </w:rPr>
         <w:lastRenderedPageBreak/>
-        <w:t>513/tcp  open  login?</w:t>
-      </w:r>
-    </w:p>
-    <w:p>
-      <w:pPr>
-        <w:rPr>
-          <w:rFonts w:cs="Times New Roman"/>
-          <w:szCs w:val="26"/>
-        </w:rPr>
-      </w:pPr>
-      <w:r>
-        <w:rPr>
-          <w:rFonts w:cs="Times New Roman"/>
-          <w:szCs w:val="26"/>
-        </w:rPr>
-        <w:t>514/tcp  open  shell       Netkit rshd</w:t>
-      </w:r>
-    </w:p>
-    <w:p>
-      <w:pPr>
-        <w:rPr>
-          <w:rFonts w:cs="Times New Roman"/>
-          <w:szCs w:val="26"/>
-        </w:rPr>
-      </w:pPr>
-      <w:r>
-        <w:rPr>
-          <w:rFonts w:cs="Times New Roman"/>
-          <w:szCs w:val="26"/>
-        </w:rPr>
-        <w:t>1099/tcp open  java-rmi    GNU Classpath grmiregistry</w:t>
-      </w:r>
-    </w:p>
-    <w:p>
-      <w:pPr>
-        <w:rPr>
-          <w:rFonts w:cs="Times New Roman"/>
-          <w:szCs w:val="26"/>
-        </w:rPr>
-      </w:pPr>
-      <w:r>
-        <w:rPr>
-          <w:rFonts w:cs="Times New Roman"/>
-          <w:szCs w:val="26"/>
-        </w:rPr>
-        <w:t>1524/tcp open  bindshell   Metasploitable root shell</w:t>
-      </w:r>
-    </w:p>
-    <w:p>
-      <w:pPr>
-        <w:rPr>
-          <w:rFonts w:cs="Times New Roman"/>
-          <w:szCs w:val="26"/>
-        </w:rPr>
-      </w:pPr>
-      <w:r>
-        <w:rPr>
-          <w:rFonts w:cs="Times New Roman"/>
-          <w:szCs w:val="26"/>
-        </w:rPr>
-        <w:t>2049/tcp open  nfs         2-4 (RPC #100003)</w:t>
-      </w:r>
-    </w:p>
-    <w:p>
-      <w:pPr>
-        <w:rPr>
-          <w:rFonts w:cs="Times New Roman"/>
-          <w:szCs w:val="26"/>
-        </w:rPr>
-      </w:pPr>
-      <w:r>
-        <w:rPr>
-          <w:rFonts w:cs="Times New Roman"/>
-          <w:szCs w:val="26"/>
-        </w:rPr>
-        <w:t>2121/tcp open  ftp         ProFTPD 1.3.1</w:t>
-      </w:r>
-    </w:p>
-    <w:p>
-      <w:pPr>
-        <w:rPr>
-          <w:rFonts w:cs="Times New Roman"/>
-          <w:szCs w:val="26"/>
-        </w:rPr>
-      </w:pPr>
-      <w:r>
-        <w:rPr>
-          <w:rFonts w:cs="Times New Roman"/>
-          <w:szCs w:val="26"/>
-        </w:rPr>
-        <w:t>3306/tcp open  mysql       MySQL 5.0.51a-3ubuntu5</w:t>
-      </w:r>
-    </w:p>
-    <w:p>
-      <w:pPr>
-        <w:rPr>
-          <w:rFonts w:cs="Times New Roman"/>
-          <w:szCs w:val="26"/>
-        </w:rPr>
-      </w:pPr>
-      <w:r>
-        <w:rPr>
-          <w:rFonts w:cs="Times New Roman"/>
-          <w:szCs w:val="26"/>
-        </w:rPr>
-        <w:t>5432/tcp open  postgresql  PostgreSQL DB 8.3.0 - 8.3.7</w:t>
-      </w:r>
-    </w:p>
-    <w:p>
-      <w:pPr>
-        <w:rPr>
-          <w:rFonts w:cs="Times New Roman"/>
-          <w:szCs w:val="26"/>
-        </w:rPr>
-      </w:pPr>
-      <w:r>
-        <w:rPr>
-          <w:rFonts w:cs="Times New Roman"/>
-          <w:szCs w:val="26"/>
-        </w:rPr>
-        <w:t>5900/tcp open  vnc         VNC (protocol 3.3)</w:t>
-      </w:r>
-    </w:p>
-    <w:p>
-      <w:pPr>
-        <w:rPr>
-          <w:rFonts w:cs="Times New Roman"/>
-          <w:szCs w:val="26"/>
-        </w:rPr>
-      </w:pPr>
-      <w:r>
-        <w:rPr>
-          <w:rFonts w:cs="Times New Roman"/>
-          <w:szCs w:val="26"/>
-        </w:rPr>
-        <w:t>6000/tcp open  X11         (access denied)</w:t>
-      </w:r>
-    </w:p>
-    <w:p>
-      <w:pPr>
-        <w:rPr>
-          <w:rFonts w:cs="Times New Roman"/>
-          <w:szCs w:val="26"/>
-        </w:rPr>
-      </w:pPr>
-      <w:r>
-        <w:rPr>
-          <w:rFonts w:cs="Times New Roman"/>
-          <w:szCs w:val="26"/>
-        </w:rPr>
-        <w:t>6667/tcp open  irc         UnrealIRCd</w:t>
-      </w:r>
-    </w:p>
-    <w:p>
-      <w:pPr>
-        <w:rPr>
-          <w:rFonts w:cs="Times New Roman"/>
-          <w:szCs w:val="26"/>
-        </w:rPr>
-      </w:pPr>
-      <w:r>
-        <w:rPr>
-          <w:rFonts w:cs="Times New Roman"/>
-          <w:szCs w:val="26"/>
-        </w:rPr>
-        <w:t>8009/tcp open  ajp13       Apache Jserv (Protocol v1.3)</w:t>
-      </w:r>
-    </w:p>
-    <w:p>
-      <w:pPr>
-        <w:rPr>
-          <w:rFonts w:cs="Times New Roman"/>
-          <w:szCs w:val="26"/>
-        </w:rPr>
-      </w:pPr>
-      <w:r>
-        <w:rPr>
-          <w:rFonts w:cs="Times New Roman"/>
-          <w:szCs w:val="26"/>
-        </w:rPr>
-        <w:t>8180/tcp open  http        Apache Tomcat/Coyote JSP engine 1.1</w:t>
-      </w:r>
-    </w:p>
-    <w:p>
-      <w:pPr>
-        <w:rPr>
-          <w:rFonts w:cs="Times New Roman"/>
-          <w:szCs w:val="26"/>
-        </w:rPr>
-      </w:pPr>
-      <w:r>
-        <w:rPr>
-          <w:rFonts w:cs="Times New Roman"/>
-          <w:szCs w:val="26"/>
-        </w:rPr>
-        <w:t>MAC Address: 00:0C:29:DC:D4:E8 (VMware)</w:t>
-      </w:r>
-    </w:p>
-    <w:p>
-      <w:pPr>
-        <w:rPr>
-          <w:rFonts w:cs="Times New Roman"/>
-          <w:szCs w:val="26"/>
-        </w:rPr>
-      </w:pPr>
-      <w:r>
-        <w:rPr>
-          <w:rFonts w:cs="Times New Roman"/>
-          <w:szCs w:val="26"/>
-        </w:rPr>
-        <w:t>Device type: general purpose</w:t>
-      </w:r>
-    </w:p>
-    <w:p>
-      <w:pPr>
-        <w:rPr>
-          <w:rFonts w:cs="Times New Roman"/>
-          <w:szCs w:val="26"/>
-        </w:rPr>
-      </w:pPr>
-      <w:r>
-        <w:rPr>
-          <w:rFonts w:cs="Times New Roman"/>
-          <w:szCs w:val="26"/>
-        </w:rPr>
-        <w:t>Running: Linux 2.6.X</w:t>
-      </w:r>
-    </w:p>
-    <w:p>
-      <w:pPr>
-        <w:rPr>
-          <w:rFonts w:cs="Times New Roman"/>
-          <w:szCs w:val="26"/>
-        </w:rPr>
-      </w:pPr>
-      <w:r>
-        <w:rPr>
-          <w:rFonts w:cs="Times New Roman"/>
-          <w:szCs w:val="26"/>
-        </w:rPr>
-        <w:t>OS CPE: cpe:/o:linux:linux_kernel:2.6</w:t>
-      </w:r>
-    </w:p>
-    <w:p>
-      <w:pPr>
-        <w:rPr>
-          <w:rFonts w:cs="Times New Roman"/>
-          <w:szCs w:val="26"/>
-        </w:rPr>
-      </w:pPr>
-      <w:r>
-        <w:rPr>
-          <w:rFonts w:cs="Times New Roman"/>
-          <w:szCs w:val="26"/>
-        </w:rPr>
-        <w:t>OS details: Linux 2.6.9 - 2.6.33</w:t>
-      </w:r>
-    </w:p>
-    <w:p>
-      <w:pPr>
-        <w:rPr>
-          <w:rFonts w:cs="Times New Roman"/>
-          <w:szCs w:val="26"/>
-        </w:rPr>
-      </w:pPr>
-      <w:r>
-        <w:rPr>
-          <w:rFonts w:cs="Times New Roman"/>
-          <w:szCs w:val="26"/>
-        </w:rPr>
-        <w:t>Network Distance: 1 hop</w:t>
-      </w:r>
-    </w:p>
-    <w:p>
-      <w:pPr>
-        <w:rPr>
-          <w:rFonts w:cs="Times New Roman"/>
-          <w:szCs w:val="26"/>
-        </w:rPr>
-      </w:pPr>
-      <w:r>
-        <w:rPr>
-          <w:rFonts w:cs="Times New Roman"/>
-          <w:szCs w:val="26"/>
-        </w:rPr>
-        <w:t>Service Info: Hosts:  metasploitable.localdomain, irc.Metasploitable.LAN; OSs: Unix, Linux; CPE: cpe:/o:linux:linux_kernel</w:t>
-      </w:r>
-    </w:p>
-    <w:p>
-      <w:pPr>
-        <w:rPr>
-          <w:rFonts w:cs="Times New Roman"/>
-          <w:szCs w:val="26"/>
-        </w:rPr>
-      </w:pPr>
-    </w:p>
-    <w:p>
-      <w:pPr>
-        <w:rPr>
-          <w:rFonts w:cs="Times New Roman"/>
-          <w:szCs w:val="26"/>
-        </w:rPr>
-      </w:pPr>
-      <w:r>
-        <w:rPr>
-          <w:rFonts w:cs="Times New Roman"/>
-          <w:szCs w:val="26"/>
-        </w:rPr>
         <w:t>OS and Service detection performed. Please report any incorrect results at https://nmap.org/submit/ .</w:t>
       </w:r>
     </w:p>
@@ -10970,7 +10977,6 @@
                 <w:bCs/>
                 <w:szCs w:val="26"/>
               </w:rPr>
-              <w:lastRenderedPageBreak/>
               <w:t>Hạng mục</w:t>
             </w:r>
           </w:p>
@@ -12468,6 +12474,7 @@
           <w:rFonts w:cs="Times New Roman"/>
           <w:szCs w:val="26"/>
         </w:rPr>
+        <w:lastRenderedPageBreak/>
         <w:t>2121/tcp open  ftp         ProFTPD 1.3.1</w:t>
       </w:r>
     </w:p>
@@ -12573,7 +12580,6 @@
           <w:rFonts w:cs="Times New Roman"/>
           <w:szCs w:val="26"/>
         </w:rPr>
-        <w:lastRenderedPageBreak/>
         <w:t>8180/tcp open  http        Apache Tomcat/Coyote JSP engine 1.1</w:t>
       </w:r>
     </w:p>
@@ -13075,6 +13081,7 @@
                 <w:rFonts w:cs="Times New Roman"/>
                 <w:szCs w:val="26"/>
               </w:rPr>
+              <w:lastRenderedPageBreak/>
               <w:t>Network Distance</w:t>
             </w:r>
           </w:p>
@@ -13287,295 +13294,287 @@
           <w:rFonts w:cs="Times New Roman"/>
           <w:szCs w:val="26"/>
         </w:rPr>
-        <w:t xml:space="preserve">60.99 </w:t>
-      </w:r>
-      <w:r>
-        <w:rPr>
-          <w:rStyle w:val="Strong"/>
+        <w:t>60.99 giây</w:t>
+      </w:r>
+      <w:r>
+        <w:rPr>
+          <w:rFonts w:cs="Times New Roman"/>
+          <w:szCs w:val="26"/>
+        </w:rPr>
+        <w:t>. Các thông tin OS và phiên bản dịch vụ là kết quả fingerprinting nên cần xem là kết quả nhận diện/ước đoán, không phải bằng chứng tuyệt đối</w:t>
+      </w:r>
+    </w:p>
+    <w:p>
+      <w:pPr>
+        <w:rPr>
+          <w:rFonts w:cs="Times New Roman"/>
+          <w:szCs w:val="26"/>
+        </w:rPr>
+      </w:pPr>
+    </w:p>
+    <w:p>
+      <w:pPr>
+        <w:rPr>
+          <w:rFonts w:cs="Times New Roman"/>
+          <w:szCs w:val="26"/>
+        </w:rPr>
+      </w:pPr>
+      <w:r>
+        <w:rPr>
+          <w:rFonts w:cs="Times New Roman"/>
+          <w:szCs w:val="26"/>
+        </w:rPr>
+        <w:t>10.3</w:t>
+      </w:r>
+    </w:p>
+    <w:p>
+      <w:pPr>
+        <w:rPr>
+          <w:rFonts w:cs="Times New Roman"/>
+          <w:szCs w:val="26"/>
+        </w:rPr>
+      </w:pPr>
+      <w:r>
+        <w:rPr>
+          <w:rFonts w:cs="Times New Roman"/>
+          <w:szCs w:val="26"/>
+        </w:rPr>
+        <w:t>Starting Nmap 7.99 ( https://nmap.org ) at 2026-09-30 16:11 +0700</w:t>
+      </w:r>
+    </w:p>
+    <w:p>
+      <w:pPr>
+        <w:rPr>
+          <w:rFonts w:cs="Times New Roman"/>
+          <w:szCs w:val="26"/>
+        </w:rPr>
+      </w:pPr>
+      <w:r>
+        <w:rPr>
+          <w:rFonts w:cs="Times New Roman"/>
+          <w:szCs w:val="26"/>
+        </w:rPr>
+        <w:t>Nmap scan report for 192.168.227.1</w:t>
+      </w:r>
+    </w:p>
+    <w:p>
+      <w:pPr>
+        <w:rPr>
+          <w:rFonts w:cs="Times New Roman"/>
+          <w:szCs w:val="26"/>
+        </w:rPr>
+      </w:pPr>
+      <w:r>
+        <w:rPr>
+          <w:rFonts w:cs="Times New Roman"/>
+          <w:szCs w:val="26"/>
+        </w:rPr>
+        <w:t>Host is up (0.0033s latency).</w:t>
+      </w:r>
+    </w:p>
+    <w:p>
+      <w:pPr>
+        <w:rPr>
+          <w:rFonts w:cs="Times New Roman"/>
+          <w:szCs w:val="26"/>
+        </w:rPr>
+      </w:pPr>
+    </w:p>
+    <w:p>
+      <w:pPr>
+        <w:rPr>
+          <w:rFonts w:cs="Times New Roman"/>
+          <w:szCs w:val="26"/>
+        </w:rPr>
+      </w:pPr>
+      <w:r>
+        <w:rPr>
+          <w:rFonts w:cs="Times New Roman"/>
+          <w:szCs w:val="26"/>
+        </w:rPr>
+        <w:t>PORT    STATE    SERVICE</w:t>
+      </w:r>
+    </w:p>
+    <w:p>
+      <w:pPr>
+        <w:rPr>
+          <w:rFonts w:cs="Times New Roman"/>
+          <w:szCs w:val="26"/>
+        </w:rPr>
+      </w:pPr>
+      <w:r>
+        <w:rPr>
+          <w:rFonts w:cs="Times New Roman"/>
+          <w:szCs w:val="26"/>
+        </w:rPr>
+        <w:t>445/tcp filtered microsoft-ds</w:t>
+      </w:r>
+    </w:p>
+    <w:p>
+      <w:pPr>
+        <w:rPr>
+          <w:rFonts w:cs="Times New Roman"/>
+          <w:szCs w:val="26"/>
+        </w:rPr>
+      </w:pPr>
+      <w:r>
+        <w:rPr>
+          <w:rFonts w:cs="Times New Roman"/>
+          <w:szCs w:val="26"/>
+        </w:rPr>
+        <w:t>MAC Address: 00:50:56:C0:00:01 (VMware)</w:t>
+      </w:r>
+    </w:p>
+    <w:p>
+      <w:pPr>
+        <w:rPr>
+          <w:rFonts w:cs="Times New Roman"/>
+          <w:szCs w:val="26"/>
+        </w:rPr>
+      </w:pPr>
+    </w:p>
+    <w:p>
+      <w:pPr>
+        <w:rPr>
+          <w:rFonts w:cs="Times New Roman"/>
+          <w:szCs w:val="26"/>
+        </w:rPr>
+      </w:pPr>
+      <w:r>
+        <w:rPr>
+          <w:rFonts w:cs="Times New Roman"/>
+          <w:szCs w:val="26"/>
+        </w:rPr>
+        <w:t>Nmap scan report for 192.168.227.129</w:t>
+      </w:r>
+    </w:p>
+    <w:p>
+      <w:pPr>
+        <w:rPr>
+          <w:rFonts w:cs="Times New Roman"/>
+          <w:szCs w:val="26"/>
+        </w:rPr>
+      </w:pPr>
+      <w:r>
+        <w:rPr>
+          <w:rFonts w:cs="Times New Roman"/>
+          <w:szCs w:val="26"/>
+        </w:rPr>
+        <w:t>Host is up (0.00084s latency).</w:t>
+      </w:r>
+    </w:p>
+    <w:p>
+      <w:pPr>
+        <w:rPr>
+          <w:rFonts w:cs="Times New Roman"/>
+          <w:szCs w:val="26"/>
+        </w:rPr>
+      </w:pPr>
+    </w:p>
+    <w:p>
+      <w:pPr>
+        <w:rPr>
+          <w:rFonts w:cs="Times New Roman"/>
+          <w:szCs w:val="26"/>
+        </w:rPr>
+      </w:pPr>
+      <w:r>
+        <w:rPr>
+          <w:rFonts w:cs="Times New Roman"/>
+          <w:szCs w:val="26"/>
+        </w:rPr>
+        <w:t>PORT    STATE    SERVICE</w:t>
+      </w:r>
+    </w:p>
+    <w:p>
+      <w:pPr>
+        <w:rPr>
+          <w:rFonts w:cs="Times New Roman"/>
+          <w:szCs w:val="26"/>
+        </w:rPr>
+      </w:pPr>
+      <w:r>
+        <w:rPr>
+          <w:rFonts w:cs="Times New Roman"/>
+          <w:szCs w:val="26"/>
+        </w:rPr>
+        <w:t>445/tcp filtered microsoft-ds</w:t>
+      </w:r>
+    </w:p>
+    <w:p>
+      <w:pPr>
+        <w:rPr>
+          <w:rFonts w:cs="Times New Roman"/>
+          <w:szCs w:val="26"/>
+        </w:rPr>
+      </w:pPr>
+      <w:r>
+        <w:rPr>
+          <w:rFonts w:cs="Times New Roman"/>
+          <w:szCs w:val="26"/>
+        </w:rPr>
+        <w:t>MAC Address: 00:0C:29:AB:C2:C5 (VMware)</w:t>
+      </w:r>
+    </w:p>
+    <w:p>
+      <w:pPr>
+        <w:rPr>
+          <w:rFonts w:cs="Times New Roman"/>
+          <w:szCs w:val="26"/>
+        </w:rPr>
+      </w:pPr>
+    </w:p>
+    <w:p>
+      <w:pPr>
+        <w:rPr>
+          <w:rFonts w:cs="Times New Roman"/>
+          <w:szCs w:val="26"/>
+        </w:rPr>
+      </w:pPr>
+      <w:r>
+        <w:rPr>
+          <w:rFonts w:cs="Times New Roman"/>
+          <w:szCs w:val="26"/>
+        </w:rPr>
+        <w:t>Nmap scan report for 192.168.227.130</w:t>
+      </w:r>
+    </w:p>
+    <w:p>
+      <w:pPr>
+        <w:rPr>
+          <w:rFonts w:cs="Times New Roman"/>
+          <w:szCs w:val="26"/>
+        </w:rPr>
+      </w:pPr>
+      <w:r>
+        <w:rPr>
+          <w:rFonts w:cs="Times New Roman"/>
+          <w:szCs w:val="26"/>
+        </w:rPr>
+        <w:t>Host is up (0.00083s latency).</w:t>
+      </w:r>
+    </w:p>
+    <w:p>
+      <w:pPr>
+        <w:rPr>
+          <w:rFonts w:cs="Times New Roman"/>
+          <w:szCs w:val="26"/>
+        </w:rPr>
+      </w:pPr>
+    </w:p>
+    <w:p>
+      <w:pPr>
+        <w:rPr>
+          <w:rFonts w:cs="Times New Roman"/>
+          <w:szCs w:val="26"/>
+        </w:rPr>
+      </w:pPr>
+      <w:r>
+        <w:rPr>
           <w:rFonts w:cs="Times New Roman"/>
           <w:szCs w:val="26"/>
         </w:rPr>
         <w:lastRenderedPageBreak/>
-        <w:t>giây</w:t>
-      </w:r>
-      <w:r>
-        <w:rPr>
-          <w:rFonts w:cs="Times New Roman"/>
-          <w:szCs w:val="26"/>
-        </w:rPr>
-        <w:t>. Các thông tin OS và phiên bản dịch vụ là kết quả fingerprinting nên cần xem là kết quả nhận diện/ước đoán, không phải bằng chứng tuyệt đối</w:t>
-      </w:r>
-    </w:p>
-    <w:p>
-      <w:pPr>
-        <w:rPr>
-          <w:rFonts w:cs="Times New Roman"/>
-          <w:szCs w:val="26"/>
-        </w:rPr>
-      </w:pPr>
-    </w:p>
-    <w:p>
-      <w:pPr>
-        <w:rPr>
-          <w:rFonts w:cs="Times New Roman"/>
-          <w:szCs w:val="26"/>
-        </w:rPr>
-      </w:pPr>
-      <w:r>
-        <w:rPr>
-          <w:rFonts w:cs="Times New Roman"/>
-          <w:szCs w:val="26"/>
-        </w:rPr>
-        <w:t>10.3</w:t>
-      </w:r>
-    </w:p>
-    <w:p>
-      <w:pPr>
-        <w:rPr>
-          <w:rFonts w:cs="Times New Roman"/>
-          <w:szCs w:val="26"/>
-        </w:rPr>
-      </w:pPr>
-      <w:r>
-        <w:rPr>
-          <w:rFonts w:cs="Times New Roman"/>
-          <w:szCs w:val="26"/>
-        </w:rPr>
-        <w:t>Starting Nmap 7.99 ( https://nmap.org ) at 2026-09-30 16:11 +0700</w:t>
-      </w:r>
-    </w:p>
-    <w:p>
-      <w:pPr>
-        <w:rPr>
-          <w:rFonts w:cs="Times New Roman"/>
-          <w:szCs w:val="26"/>
-        </w:rPr>
-      </w:pPr>
-      <w:r>
-        <w:rPr>
-          <w:rFonts w:cs="Times New Roman"/>
-          <w:szCs w:val="26"/>
-        </w:rPr>
-        <w:t>Nmap scan report for 192.168.227.1</w:t>
-      </w:r>
-    </w:p>
-    <w:p>
-      <w:pPr>
-        <w:rPr>
-          <w:rFonts w:cs="Times New Roman"/>
-          <w:szCs w:val="26"/>
-        </w:rPr>
-      </w:pPr>
-      <w:r>
-        <w:rPr>
-          <w:rFonts w:cs="Times New Roman"/>
-          <w:szCs w:val="26"/>
-        </w:rPr>
-        <w:t>Host is up (0.0033s latency).</w:t>
-      </w:r>
-    </w:p>
-    <w:p>
-      <w:pPr>
-        <w:rPr>
-          <w:rFonts w:cs="Times New Roman"/>
-          <w:szCs w:val="26"/>
-        </w:rPr>
-      </w:pPr>
-    </w:p>
-    <w:p>
-      <w:pPr>
-        <w:rPr>
-          <w:rFonts w:cs="Times New Roman"/>
-          <w:szCs w:val="26"/>
-        </w:rPr>
-      </w:pPr>
-      <w:r>
-        <w:rPr>
-          <w:rFonts w:cs="Times New Roman"/>
-          <w:szCs w:val="26"/>
-        </w:rPr>
-        <w:t>PORT    STATE    SERVICE</w:t>
-      </w:r>
-    </w:p>
-    <w:p>
-      <w:pPr>
-        <w:rPr>
-          <w:rFonts w:cs="Times New Roman"/>
-          <w:szCs w:val="26"/>
-        </w:rPr>
-      </w:pPr>
-      <w:r>
-        <w:rPr>
-          <w:rFonts w:cs="Times New Roman"/>
-          <w:szCs w:val="26"/>
-        </w:rPr>
-        <w:t>445/tcp filtered microsoft-ds</w:t>
-      </w:r>
-    </w:p>
-    <w:p>
-      <w:pPr>
-        <w:rPr>
-          <w:rFonts w:cs="Times New Roman"/>
-          <w:szCs w:val="26"/>
-        </w:rPr>
-      </w:pPr>
-      <w:r>
-        <w:rPr>
-          <w:rFonts w:cs="Times New Roman"/>
-          <w:szCs w:val="26"/>
-        </w:rPr>
-        <w:t>MAC Address: 00:50:56:C0:00:01 (VMware)</w:t>
-      </w:r>
-    </w:p>
-    <w:p>
-      <w:pPr>
-        <w:rPr>
-          <w:rFonts w:cs="Times New Roman"/>
-          <w:szCs w:val="26"/>
-        </w:rPr>
-      </w:pPr>
-    </w:p>
-    <w:p>
-      <w:pPr>
-        <w:rPr>
-          <w:rFonts w:cs="Times New Roman"/>
-          <w:szCs w:val="26"/>
-        </w:rPr>
-      </w:pPr>
-      <w:r>
-        <w:rPr>
-          <w:rFonts w:cs="Times New Roman"/>
-          <w:szCs w:val="26"/>
-        </w:rPr>
-        <w:t>Nmap scan report for 192.168.227.129</w:t>
-      </w:r>
-    </w:p>
-    <w:p>
-      <w:pPr>
-        <w:rPr>
-          <w:rFonts w:cs="Times New Roman"/>
-          <w:szCs w:val="26"/>
-        </w:rPr>
-      </w:pPr>
-      <w:r>
-        <w:rPr>
-          <w:rFonts w:cs="Times New Roman"/>
-          <w:szCs w:val="26"/>
-        </w:rPr>
-        <w:t>Host is up (0.00084s latency).</w:t>
-      </w:r>
-    </w:p>
-    <w:p>
-      <w:pPr>
-        <w:rPr>
-          <w:rFonts w:cs="Times New Roman"/>
-          <w:szCs w:val="26"/>
-        </w:rPr>
-      </w:pPr>
-    </w:p>
-    <w:p>
-      <w:pPr>
-        <w:rPr>
-          <w:rFonts w:cs="Times New Roman"/>
-          <w:szCs w:val="26"/>
-        </w:rPr>
-      </w:pPr>
-      <w:r>
-        <w:rPr>
-          <w:rFonts w:cs="Times New Roman"/>
-          <w:szCs w:val="26"/>
-        </w:rPr>
-        <w:t>PORT    STATE    SERVICE</w:t>
-      </w:r>
-    </w:p>
-    <w:p>
-      <w:pPr>
-        <w:rPr>
-          <w:rFonts w:cs="Times New Roman"/>
-          <w:szCs w:val="26"/>
-        </w:rPr>
-      </w:pPr>
-      <w:r>
-        <w:rPr>
-          <w:rFonts w:cs="Times New Roman"/>
-          <w:szCs w:val="26"/>
-        </w:rPr>
-        <w:t>445/tcp filtered microsoft-ds</w:t>
-      </w:r>
-    </w:p>
-    <w:p>
-      <w:pPr>
-        <w:rPr>
-          <w:rFonts w:cs="Times New Roman"/>
-          <w:szCs w:val="26"/>
-        </w:rPr>
-      </w:pPr>
-      <w:r>
-        <w:rPr>
-          <w:rFonts w:cs="Times New Roman"/>
-          <w:szCs w:val="26"/>
-        </w:rPr>
-        <w:t>MAC Address: 00:0C:29:AB:C2:C5 (VMware)</w:t>
-      </w:r>
-    </w:p>
-    <w:p>
-      <w:pPr>
-        <w:rPr>
-          <w:rFonts w:cs="Times New Roman"/>
-          <w:szCs w:val="26"/>
-        </w:rPr>
-      </w:pPr>
-    </w:p>
-    <w:p>
-      <w:pPr>
-        <w:rPr>
-          <w:rFonts w:cs="Times New Roman"/>
-          <w:szCs w:val="26"/>
-        </w:rPr>
-      </w:pPr>
-      <w:r>
-        <w:rPr>
-          <w:rFonts w:cs="Times New Roman"/>
-          <w:szCs w:val="26"/>
-        </w:rPr>
-        <w:t>Nmap scan report for 192.168.227.130</w:t>
-      </w:r>
-    </w:p>
-    <w:p>
-      <w:pPr>
-        <w:rPr>
-          <w:rFonts w:cs="Times New Roman"/>
-          <w:szCs w:val="26"/>
-        </w:rPr>
-      </w:pPr>
-      <w:r>
-        <w:rPr>
-          <w:rFonts w:cs="Times New Roman"/>
-          <w:szCs w:val="26"/>
-        </w:rPr>
-        <w:t>Host is up (0.00083s latency).</w:t>
-      </w:r>
-    </w:p>
-    <w:p>
-      <w:pPr>
-        <w:rPr>
-          <w:rFonts w:cs="Times New Roman"/>
-          <w:szCs w:val="26"/>
-        </w:rPr>
-      </w:pPr>
-    </w:p>
-    <w:p>
-      <w:pPr>
-        <w:rPr>
-          <w:rFonts w:cs="Times New Roman"/>
-          <w:szCs w:val="26"/>
-        </w:rPr>
-      </w:pPr>
-      <w:r>
-        <w:rPr>
-          <w:rFonts w:cs="Times New Roman"/>
-          <w:szCs w:val="26"/>
-        </w:rPr>
         <w:t>PORT    STATE SERVICE</w:t>
       </w:r>
     </w:p>
@@ -13891,6 +13890,7 @@
           <w:rFonts w:cs="Times New Roman"/>
           <w:szCs w:val="26"/>
         </w:rPr>
+        <w:lastRenderedPageBreak/>
         <w:drawing>
           <wp:inline distT="0" distB="0" distL="0" distR="0" wp14:anchorId="3F52BCFA" wp14:editId="64288894">
             <wp:extent cx="3515216" cy="838317"/>
@@ -13970,7 +13970,6 @@
           <w:rFonts w:cs="Times New Roman"/>
           <w:szCs w:val="26"/>
         </w:rPr>
-        <w:lastRenderedPageBreak/>
         <w:drawing>
           <wp:inline distT="0" distB="0" distL="0" distR="0" wp14:anchorId="74A61D79" wp14:editId="34916B4D">
             <wp:extent cx="5761355" cy="1583690"/>
@@ -14362,6 +14361,7 @@
                 <w:rFonts w:cs="Times New Roman"/>
                 <w:szCs w:val="26"/>
               </w:rPr>
+              <w:lastRenderedPageBreak/>
               <w:t xml:space="preserve">Số cổng open </w:t>
             </w:r>
             <w:r>
@@ -14554,7 +14554,6 @@
                 <w:rFonts w:cs="Times New Roman"/>
                 <w:szCs w:val="26"/>
               </w:rPr>
-              <w:lastRenderedPageBreak/>
               <w:t>Dịch vụ bị thay đổi</w:t>
             </w:r>
           </w:p>
@@ -14962,7 +14961,7 @@
           <w:szCs w:val="26"/>
         </w:rPr>
         <w:br/>
-        <w:t xml:space="preserve">UDP không có quá trình bắt tay như TCP. Khi gửi gói UDP đến một cổng, máy đích có thể không phản hồi dù cổng đang mở. Firewall cũng có thể âm thầm loại bỏ gói tin. Vì vậy Nmap thường phải chờ timeout hoặc thử lại, khiến quá trình quét chậm và khó </w:t>
+        <w:t xml:space="preserve">UDP không có quá trình bắt tay như TCP. Khi gửi gói UDP đến một cổng, máy đích có thể không phản hồi dù cổng đang mở. Firewall cũng có thể âm thầm loại bỏ gói tin. Vì vậy Nmap thường phải chờ timeout hoặc thử lại, khiến quá trình quét chậm và khó phân </w:t>
       </w:r>
       <w:r>
         <w:rPr>
@@ -14970,7 +14969,7 @@
           <w:szCs w:val="26"/>
         </w:rPr>
         <w:lastRenderedPageBreak/>
-        <w:t>phân biệt giữa cổng mở với cổng bị lọc, dẫn đến trạng thái open|filtered. LAB4_Nmap_HuongDan_2026</w:t>
+        <w:t>biệt giữa cổng mở với cổng bị lọc, dẫn đến trạng thái open|filtered. LAB4_Nmap_HuongDan_2026</w:t>
       </w:r>
     </w:p>
     <w:p>
